--- a/use-case-scenarios-ov-systeem.docx
+++ b/use-case-scenarios-ov-systeem.docx
@@ -3,13 +3,31 @@
 <w:document xmlns:wpc="http://schemas.microsoft.com/office/word/2010/wordprocessingCanvas" xmlns:cx="http://schemas.microsoft.com/office/drawing/2014/chartex" xmlns:cx1="http://schemas.microsoft.com/office/drawing/2015/9/8/chartex" xmlns:cx2="http://schemas.microsoft.com/office/drawing/2015/10/21/chartex" xmlns:cx3="http://schemas.microsoft.com/office/drawing/2016/5/9/chartex" xmlns:cx4="http://schemas.microsoft.com/office/drawing/2016/5/10/chartex" xmlns:cx5="http://schemas.microsoft.com/office/drawing/2016/5/11/chartex" xmlns:cx6="http://schemas.microsoft.com/office/drawing/2016/5/12/chartex" xmlns:cx7="http://schemas.microsoft.com/office/drawing/2016/5/13/chartex" xmlns:cx8="http://schemas.microsoft.com/office/drawing/2016/5/14/chartex" xmlns:mc="http://schemas.openxmlformats.org/markup-compatibility/2006" xmlns:aink="http://schemas.microsoft.com/office/drawing/2016/ink" xmlns:am3d="http://schemas.microsoft.com/office/drawing/2017/model3d" xmlns:o="urn:schemas-microsoft-com:office:office" xmlns:oel="http://schemas.microsoft.com/office/2019/extlst" xmlns:r="http://schemas.openxmlformats.org/officeDocument/2006/relationships" xmlns:m="http://schemas.openxmlformats.org/officeDocument/2006/math" xmlns:v="urn:schemas-microsoft-com:vml" xmlns:wp14="http://schemas.microsoft.com/office/word/2010/wordprocessingDrawing" xmlns:wp="http://schemas.openxmlformats.org/drawingml/2006/wordprocessingDrawing" xmlns:w10="urn:schemas-microsoft-com:office:word" xmlns:w="http://schemas.openxmlformats.org/wordprocessingml/2006/main" xmlns:w14="http://schemas.microsoft.com/office/word/2010/wordml" xmlns:w15="http://schemas.microsoft.com/office/word/2012/wordml" xmlns:w16cex="http://schemas.microsoft.com/office/word/2018/wordml/cex" xmlns:w16cid="http://schemas.microsoft.com/office/word/2016/wordml/cid" xmlns:w16="http://schemas.microsoft.com/office/word/2018/wordml" xmlns:w16du="http://schemas.microsoft.com/office/word/2023/wordml/word16du" xmlns:w16sdtdh="http://schemas.microsoft.com/office/word/2020/wordml/sdtdatahash" xmlns:w16sdtfl="http://schemas.microsoft.com/office/word/2024/wordml/sdtformatlock" xmlns:w16se="http://schemas.microsoft.com/office/word/2015/wordml/symex" xmlns:wpg="http://schemas.microsoft.com/office/word/2010/wordprocessingGroup" xmlns:wpi="http://schemas.microsoft.com/office/word/2010/wordprocessingInk" xmlns:wne="http://schemas.microsoft.com/office/word/2006/wordml" xmlns:wps="http://schemas.microsoft.com/office/word/2010/wordprocessingShape" mc:Ignorable="w14 w15 w16se w16cid w16 w16cex w16sdtdh w16sdtfl w16du wp14">
   <w:body>
     <w:p>
+      <w:proofErr w:type="spellStart"/>
       <w:r>
         <w:rPr>
           <w:b/>
           <w:bCs/>
         </w:rPr>
-        <w:t>Use Case Scenarios</w:t>
+        <w:t>Use</w:t>
       </w:r>
+      <w:proofErr w:type="spellEnd"/>
+      <w:r>
+        <w:rPr>
+          <w:b/>
+          <w:bCs/>
+        </w:rPr>
+        <w:t xml:space="preserve"> Case </w:t>
+      </w:r>
+      <w:proofErr w:type="spellStart"/>
+      <w:r>
+        <w:rPr>
+          <w:b/>
+          <w:bCs/>
+        </w:rPr>
+        <w:t>Scenarios</w:t>
+      </w:r>
+      <w:proofErr w:type="spellEnd"/>
     </w:p>
     <w:p>
       <w:r>
@@ -225,7 +243,10 @@
           </w:tcPr>
           <w:p>
             <w:r>
-              <w:t>Rijziger, Incheckpaal</w:t>
+              <w:t xml:space="preserve">Rijziger, </w:t>
+            </w:r>
+            <w:r>
+              <w:t>OV-terminal</w:t>
             </w:r>
           </w:p>
         </w:tc>
@@ -345,7 +366,13 @@
               </w:numPr>
             </w:pPr>
             <w:r>
-              <w:t>Rijziger houdt OV-chipkaart voor de incheckpaal.</w:t>
+              <w:t xml:space="preserve">Rijziger houdt OV-chipkaart voor de </w:t>
+            </w:r>
+            <w:r>
+              <w:t>terminal</w:t>
+            </w:r>
+            <w:r>
+              <w:t>.</w:t>
             </w:r>
           </w:p>
           <w:p>
@@ -404,8 +431,13 @@
                 <w:numId w:val="6"/>
               </w:numPr>
             </w:pPr>
-            <w:r>
-              <w:t>Incheckpaal geeft een groen signaal ter bevestiging.</w:t>
+            <w:proofErr w:type="gramStart"/>
+            <w:r>
+              <w:t>terminal</w:t>
+            </w:r>
+            <w:proofErr w:type="gramEnd"/>
+            <w:r>
+              <w:t xml:space="preserve"> geeft een groen signaal ter bevestiging.</w:t>
             </w:r>
           </w:p>
           <w:p>
@@ -567,12 +599,14 @@
             <w:hideMark/>
           </w:tcPr>
           <w:p>
+            <w:proofErr w:type="gramStart"/>
             <w:r>
               <w:rPr>
                 <w:u w:val="single"/>
               </w:rPr>
               <w:t>geen</w:t>
             </w:r>
+            <w:proofErr w:type="gramEnd"/>
           </w:p>
         </w:tc>
       </w:tr>
@@ -846,7 +880,10 @@
           </w:tcPr>
           <w:p>
             <w:r>
-              <w:t>Rijziger, Incheckpaal</w:t>
+              <w:t xml:space="preserve">Rijziger, </w:t>
+            </w:r>
+            <w:r>
+              <w:t>OV-terminal</w:t>
             </w:r>
           </w:p>
         </w:tc>
@@ -966,7 +1003,13 @@
               </w:numPr>
             </w:pPr>
             <w:r>
-              <w:t>Rijziger houdt OV-chipkaart voor de uitcheckpaal.</w:t>
+              <w:t xml:space="preserve">Rijziger houdt OV-chipkaart voor de </w:t>
+            </w:r>
+            <w:r>
+              <w:t>terminal</w:t>
+            </w:r>
+            <w:r>
+              <w:t>.</w:t>
             </w:r>
           </w:p>
           <w:p>
@@ -977,8 +1020,13 @@
                 <w:numId w:val="2"/>
               </w:numPr>
             </w:pPr>
-            <w:r>
-              <w:t>Incheckpaal leest de kaartgegevens en incheckdata uit.</w:t>
+            <w:proofErr w:type="gramStart"/>
+            <w:r>
+              <w:t>terminal</w:t>
+            </w:r>
+            <w:proofErr w:type="gramEnd"/>
+            <w:r>
+              <w:t xml:space="preserve"> leest de kaartgegevens en incheckdata uit.</w:t>
             </w:r>
           </w:p>
           <w:p>
@@ -1013,8 +1061,13 @@
                 <w:numId w:val="2"/>
               </w:numPr>
             </w:pPr>
-            <w:r>
-              <w:t>Incheckpaal geeft een groen signaal en toont het resterende saldo.</w:t>
+            <w:proofErr w:type="gramStart"/>
+            <w:r>
+              <w:t>terminal</w:t>
+            </w:r>
+            <w:proofErr w:type="gramEnd"/>
+            <w:r>
+              <w:t xml:space="preserve"> geeft een groen signaal en toont het resterende saldo.</w:t>
             </w:r>
           </w:p>
         </w:tc>
@@ -1167,12 +1220,14 @@
             <w:hideMark/>
           </w:tcPr>
           <w:p>
+            <w:proofErr w:type="gramStart"/>
             <w:r>
               <w:rPr>
                 <w:u w:val="single"/>
               </w:rPr>
               <w:t>geen</w:t>
             </w:r>
+            <w:proofErr w:type="gramEnd"/>
           </w:p>
         </w:tc>
       </w:tr>
@@ -1800,12 +1855,14 @@
             <w:hideMark/>
           </w:tcPr>
           <w:p>
+            <w:proofErr w:type="gramStart"/>
             <w:r>
               <w:rPr>
                 <w:u w:val="single"/>
               </w:rPr>
               <w:t>geen</w:t>
             </w:r>
+            <w:proofErr w:type="gramEnd"/>
           </w:p>
         </w:tc>
       </w:tr>
@@ -2404,12 +2461,14 @@
             <w:hideMark/>
           </w:tcPr>
           <w:p>
+            <w:proofErr w:type="gramStart"/>
             <w:r>
               <w:rPr>
                 <w:u w:val="single"/>
               </w:rPr>
               <w:t>geen</w:t>
             </w:r>
+            <w:proofErr w:type="gramEnd"/>
           </w:p>
         </w:tc>
       </w:tr>
@@ -4278,6 +4337,7 @@
   <w:style w:type="character" w:default="1" w:styleId="Standaardalinea-lettertype">
     <w:name w:val="Default Paragraph Font"/>
     <w:uiPriority w:val="1"/>
+    <w:semiHidden/>
     <w:unhideWhenUsed/>
   </w:style>
   <w:style w:type="table" w:default="1" w:styleId="Standaardtabel">
